--- a/docs/文档索引/README.docx
+++ b/docs/文档索引/README.docx
@@ -317,6 +317,30 @@
       </w:pPr>
       <w:r>
         <w:t>阶段 32-33 计划归档</w:t>
+      </w:r>
+    </w:p>
+    <w:p>
+      <w:pPr>
+        <w:pStyle w:val="Heading2"/>
+      </w:pPr>
+      <w:r>
+        <w:t>2026-07-07 文档索引更新</w:t>
+      </w:r>
+    </w:p>
+    <w:p>
+      <w:pPr>
+        <w:pStyle w:val="ListBullet"/>
+      </w:pPr>
+      <w:r>
+        <w:t>原生解析器外部回归当前维护 63 个有效 parser 用例，编号已扩展到 64。</w:t>
+      </w:r>
+    </w:p>
+    <w:p>
+      <w:pPr>
+        <w:pStyle w:val="ListBullet"/>
+      </w:pPr>
+      <w:r>
+        <w:t>文档索引新增“解析器回归测试剩余关注项”，用于记录已收口问题和暂缓处理的边界项。</w:t>
       </w:r>
     </w:p>
     <w:sectPr>
